--- a/tests/golden/thesis-profile.docx
+++ b/tests/golden/thesis-profile.docx
@@ -1687,6 +1687,7 @@
           <w:p>
             <w:pPr>
               <w:spacing w:after="0"/>
+              <w:jc w:val="left"/>
             </w:pPr>
             <w:r>
               <w:rPr>
@@ -1705,6 +1706,7 @@
           <w:p>
             <w:pPr>
               <w:spacing w:after="0"/>
+              <w:jc w:val="left"/>
             </w:pPr>
             <w:r>
               <w:rPr>
@@ -1744,6 +1746,7 @@
           <w:p>
             <w:pPr>
               <w:spacing w:after="0"/>
+              <w:jc w:val="left"/>
             </w:pPr>
             <w:r>
               <w:rPr>
@@ -1760,6 +1763,7 @@
           <w:p>
             <w:pPr>
               <w:spacing w:after="0"/>
+              <w:jc w:val="left"/>
             </w:pPr>
             <w:r>
               <w:rPr>
@@ -1795,6 +1799,7 @@
           <w:p>
             <w:pPr>
               <w:spacing w:after="0"/>
+              <w:jc w:val="left"/>
             </w:pPr>
             <w:r>
               <w:rPr>
@@ -1811,6 +1816,7 @@
           <w:p>
             <w:pPr>
               <w:spacing w:after="0"/>
+              <w:jc w:val="left"/>
             </w:pPr>
             <w:r>
               <w:rPr>
@@ -1846,6 +1852,7 @@
           <w:p>
             <w:pPr>
               <w:spacing w:after="0"/>
+              <w:jc w:val="left"/>
             </w:pPr>
             <w:r>
               <w:rPr>
@@ -1862,6 +1869,7 @@
           <w:p>
             <w:pPr>
               <w:spacing w:after="0"/>
+              <w:jc w:val="left"/>
             </w:pPr>
             <w:r>
               <w:rPr>
@@ -2062,6 +2070,7 @@
           <w:p>
             <w:pPr>
               <w:spacing w:after="0"/>
+              <w:jc w:val="left"/>
             </w:pPr>
             <w:r>
               <w:rPr>
@@ -2127,6 +2136,7 @@
           <w:p>
             <w:pPr>
               <w:spacing w:after="0"/>
+              <w:jc w:val="left"/>
             </w:pPr>
             <w:r>
               <w:rPr>
@@ -2181,6 +2191,7 @@
           <w:p>
             <w:pPr>
               <w:spacing w:after="0"/>
+              <w:jc w:val="left"/>
             </w:pPr>
             <w:r>
               <w:rPr>
@@ -2235,6 +2246,7 @@
           <w:p>
             <w:pPr>
               <w:spacing w:after="0"/>
+              <w:jc w:val="left"/>
             </w:pPr>
             <w:r>
               <w:rPr>
@@ -2289,6 +2301,7 @@
           <w:p>
             <w:pPr>
               <w:spacing w:after="0"/>
+              <w:jc w:val="left"/>
             </w:pPr>
             <w:r>
               <w:rPr>
@@ -2381,6 +2394,7 @@
     <w:p>
       <w:pPr>
         <w:pStyle w:val="FigureCaption"/>
+        <w:jc w:val="both"/>
       </w:pPr>
       <w:r>
         <w:rPr>
@@ -2678,6 +2692,7 @@
     <w:p>
       <w:pPr>
         <w:pStyle w:val="FigureCaption"/>
+        <w:jc w:val="both"/>
       </w:pPr>
       <w:r>
         <w:rPr>
@@ -2912,6 +2927,7 @@
           <w:p>
             <w:pPr>
               <w:spacing w:after="0"/>
+              <w:jc w:val="left"/>
             </w:pPr>
             <w:r>
               <w:rPr>
@@ -3003,6 +3019,7 @@
           <w:p>
             <w:pPr>
               <w:spacing w:after="0"/>
+              <w:jc w:val="left"/>
             </w:pPr>
             <w:r>
               <w:rPr>
@@ -3077,6 +3094,7 @@
           <w:p>
             <w:pPr>
               <w:spacing w:after="0"/>
+              <w:jc w:val="left"/>
             </w:pPr>
             <w:r>
               <w:rPr>
@@ -3151,6 +3169,7 @@
           <w:p>
             <w:pPr>
               <w:spacing w:after="0"/>
+              <w:jc w:val="left"/>
             </w:pPr>
             <w:r>
               <w:rPr>
@@ -3225,6 +3244,7 @@
           <w:p>
             <w:pPr>
               <w:spacing w:after="0"/>
+              <w:jc w:val="left"/>
             </w:pPr>
             <w:r>
               <w:rPr>
@@ -3299,6 +3319,7 @@
           <w:p>
             <w:pPr>
               <w:spacing w:after="0"/>
+              <w:jc w:val="left"/>
             </w:pPr>
             <w:r>
               <w:rPr>
@@ -3373,6 +3394,7 @@
           <w:p>
             <w:pPr>
               <w:spacing w:after="0"/>
+              <w:jc w:val="left"/>
             </w:pPr>
             <w:r>
               <w:rPr>
@@ -3447,6 +3469,7 @@
           <w:p>
             <w:pPr>
               <w:spacing w:after="0"/>
+              <w:jc w:val="left"/>
             </w:pPr>
             <w:r>
               <w:rPr>
@@ -3521,6 +3544,7 @@
           <w:p>
             <w:pPr>
               <w:spacing w:after="0"/>
+              <w:jc w:val="left"/>
             </w:pPr>
             <w:r>
               <w:rPr>
@@ -3595,6 +3619,7 @@
           <w:p>
             <w:pPr>
               <w:spacing w:after="0"/>
+              <w:jc w:val="left"/>
             </w:pPr>
             <w:r>
               <w:rPr>
@@ -3669,6 +3694,7 @@
           <w:p>
             <w:pPr>
               <w:spacing w:after="0"/>
+              <w:jc w:val="left"/>
             </w:pPr>
             <w:r>
               <w:rPr>
@@ -3743,6 +3769,7 @@
           <w:p>
             <w:pPr>
               <w:spacing w:after="0"/>
+              <w:jc w:val="left"/>
             </w:pPr>
             <w:r>
               <w:rPr>
@@ -3817,6 +3844,7 @@
           <w:p>
             <w:pPr>
               <w:spacing w:after="0"/>
+              <w:jc w:val="left"/>
             </w:pPr>
             <w:r>
               <w:rPr>
@@ -3891,6 +3919,7 @@
           <w:p>
             <w:pPr>
               <w:spacing w:after="0"/>
+              <w:jc w:val="left"/>
             </w:pPr>
             <w:r>
               <w:rPr>
@@ -3965,6 +3994,7 @@
           <w:p>
             <w:pPr>
               <w:spacing w:after="0"/>
+              <w:jc w:val="left"/>
             </w:pPr>
             <w:r>
               <w:rPr>
@@ -4039,6 +4069,7 @@
           <w:p>
             <w:pPr>
               <w:spacing w:after="0"/>
+              <w:jc w:val="left"/>
             </w:pPr>
             <w:r>
               <w:rPr>
@@ -4113,6 +4144,7 @@
           <w:p>
             <w:pPr>
               <w:spacing w:after="0"/>
+              <w:jc w:val="left"/>
             </w:pPr>
             <w:r>
               <w:rPr>
@@ -4187,6 +4219,7 @@
           <w:p>
             <w:pPr>
               <w:spacing w:after="0"/>
+              <w:jc w:val="left"/>
             </w:pPr>
             <w:r>
               <w:rPr>
@@ -4261,6 +4294,7 @@
           <w:p>
             <w:pPr>
               <w:spacing w:after="0"/>
+              <w:jc w:val="left"/>
             </w:pPr>
             <w:r>
               <w:rPr>
@@ -4335,6 +4369,7 @@
           <w:p>
             <w:pPr>
               <w:spacing w:after="0"/>
+              <w:jc w:val="left"/>
             </w:pPr>
             <w:r>
               <w:rPr>
@@ -4409,6 +4444,7 @@
           <w:p>
             <w:pPr>
               <w:spacing w:after="0"/>
+              <w:jc w:val="left"/>
             </w:pPr>
             <w:r>
               <w:rPr>
@@ -4483,6 +4519,7 @@
           <w:p>
             <w:pPr>
               <w:spacing w:after="0"/>
+              <w:jc w:val="left"/>
             </w:pPr>
             <w:r>
               <w:rPr>
@@ -4557,6 +4594,7 @@
           <w:p>
             <w:pPr>
               <w:spacing w:after="0"/>
+              <w:jc w:val="left"/>
             </w:pPr>
             <w:r>
               <w:rPr>
@@ -4631,6 +4669,7 @@
           <w:p>
             <w:pPr>
               <w:spacing w:after="0"/>
+              <w:jc w:val="left"/>
             </w:pPr>
             <w:r>
               <w:rPr>
@@ -4705,6 +4744,7 @@
           <w:p>
             <w:pPr>
               <w:spacing w:after="0"/>
+              <w:jc w:val="left"/>
             </w:pPr>
             <w:r>
               <w:rPr>
@@ -4779,6 +4819,7 @@
           <w:p>
             <w:pPr>
               <w:spacing w:after="0"/>
+              <w:jc w:val="left"/>
             </w:pPr>
             <w:r>
               <w:rPr>
@@ -4853,6 +4894,7 @@
           <w:p>
             <w:pPr>
               <w:spacing w:after="0"/>
+              <w:jc w:val="left"/>
             </w:pPr>
             <w:r>
               <w:rPr>
@@ -4927,6 +4969,7 @@
           <w:p>
             <w:pPr>
               <w:spacing w:after="0"/>
+              <w:jc w:val="left"/>
             </w:pPr>
             <w:r>
               <w:rPr>
@@ -5001,6 +5044,7 @@
           <w:p>
             <w:pPr>
               <w:spacing w:after="0"/>
+              <w:jc w:val="left"/>
             </w:pPr>
             <w:r>
               <w:rPr>
@@ -5075,6 +5119,7 @@
           <w:p>
             <w:pPr>
               <w:spacing w:after="0"/>
+              <w:jc w:val="left"/>
             </w:pPr>
             <w:r>
               <w:rPr>
@@ -5149,6 +5194,7 @@
           <w:p>
             <w:pPr>
               <w:spacing w:after="0"/>
+              <w:jc w:val="left"/>
             </w:pPr>
             <w:r>
               <w:rPr>
@@ -5223,6 +5269,7 @@
           <w:p>
             <w:pPr>
               <w:spacing w:after="0"/>
+              <w:jc w:val="left"/>
             </w:pPr>
             <w:r>
               <w:rPr>
@@ -5297,6 +5344,7 @@
           <w:p>
             <w:pPr>
               <w:spacing w:after="0"/>
+              <w:jc w:val="left"/>
             </w:pPr>
             <w:r>
               <w:rPr>
@@ -5371,6 +5419,7 @@
           <w:p>
             <w:pPr>
               <w:spacing w:after="0"/>
+              <w:jc w:val="left"/>
             </w:pPr>
             <w:r>
               <w:rPr>
@@ -5445,6 +5494,7 @@
           <w:p>
             <w:pPr>
               <w:spacing w:after="0"/>
+              <w:jc w:val="left"/>
             </w:pPr>
             <w:r>
               <w:rPr>
@@ -5519,6 +5569,7 @@
           <w:p>
             <w:pPr>
               <w:spacing w:after="0"/>
+              <w:jc w:val="left"/>
             </w:pPr>
             <w:r>
               <w:rPr>
@@ -5593,6 +5644,7 @@
           <w:p>
             <w:pPr>
               <w:spacing w:after="0"/>
+              <w:jc w:val="left"/>
             </w:pPr>
             <w:r>
               <w:rPr>
@@ -5667,6 +5719,7 @@
           <w:p>
             <w:pPr>
               <w:spacing w:after="0"/>
+              <w:jc w:val="left"/>
             </w:pPr>
             <w:r>
               <w:rPr>
@@ -5741,6 +5794,7 @@
           <w:p>
             <w:pPr>
               <w:spacing w:after="0"/>
+              <w:jc w:val="left"/>
             </w:pPr>
             <w:r>
               <w:rPr>
@@ -5815,6 +5869,7 @@
           <w:p>
             <w:pPr>
               <w:spacing w:after="0"/>
+              <w:jc w:val="left"/>
             </w:pPr>
             <w:r>
               <w:rPr>
@@ -5889,6 +5944,7 @@
           <w:p>
             <w:pPr>
               <w:spacing w:after="0"/>
+              <w:jc w:val="left"/>
             </w:pPr>
             <w:r>
               <w:rPr>
@@ -5988,6 +6044,7 @@
       <w:pPr>
         <w:pStyle w:val="FigureCaption"/>
         <w:ind w:left="1993" w:right="1993"/>
+        <w:jc w:val="both"/>
         <w:sectPr>
           <w:headerReference w:type="default" r:id="rId9"/>
           <w:headerReference w:type="first" r:id="rId10"/>
@@ -6412,6 +6469,7 @@
           <w:p>
             <w:pPr>
               <w:spacing w:after="0"/>
+              <w:jc w:val="left"/>
             </w:pPr>
             <w:r>
               <w:rPr>
@@ -6470,6 +6528,7 @@
           <w:p>
             <w:pPr>
               <w:spacing w:after="0"/>
+              <w:jc w:val="left"/>
             </w:pPr>
             <w:r>
               <w:rPr>
@@ -6516,6 +6575,7 @@
           <w:p>
             <w:pPr>
               <w:spacing w:after="0"/>
+              <w:jc w:val="left"/>
             </w:pPr>
             <w:r>
               <w:rPr>
@@ -7048,6 +7108,7 @@
       <w:pPr>
         <w:pStyle w:val="FigureCaption"/>
         <w:ind w:left="1153" w:right="1153"/>
+        <w:jc w:val="both"/>
         <w:sectPr>
           <w:headerReference w:type="default" r:id="rId9"/>
           <w:headerReference w:type="first" r:id="rId10"/>

--- a/tests/golden/thesis-profile.docx
+++ b/tests/golden/thesis-profile.docx
@@ -7609,6 +7609,10 @@
   <w:style w:type="paragraph" w:default="1" w:styleId="Normal">
     <w:name w:val="Normal"/>
     <w:qFormat/>
+    <w:pPr>
+      <w:spacing w:after="120" w:line="360" w:lineRule="auto"/>
+      <w:jc w:val="thaiDistribute"/>
+    </w:pPr>
     <w:rPr>
       <w:rFonts w:ascii="TH Sarabun New" w:hAnsi="TH Sarabun New" w:cs="TH Sarabun New" w:eastAsia="TH Sarabun New"/>
       <w:sz w:val="32"/>
